--- a/projects/valuepickr-open-screen/docs/Uno Minda.docx
+++ b/projects/valuepickr-open-screen/docs/Uno Minda.docx
@@ -316,7 +316,7 @@
           <w:sz w:val="20"/>
           <w:szCs w:val="20"/>
         </w:rPr>
-        <w:t xml:space="preserve">~2019-2020 (in-thread) / current (portfolio backfill) — Vivek_6954</w:t>
+        <w:t xml:space="preserve">2026-09-02 — Vivek_6954</w:t>
       </w:r>
       <w:r>
         <w:rPr>
@@ -326,6 +326,38 @@
           <w:sz w:val="18"/>
           <w:szCs w:val="18"/>
         </w:rPr>
+        <w:t xml:space="preserve"> (Vivek Gautam Portfolio)</w:t>
+      </w:r>
+      <w:r>
+        <w:rPr>
+          <w:sz w:val="20"/>
+          <w:szCs w:val="20"/>
+        </w:rPr>
+        <w:br/>
+        <w:t xml:space="preserve">: "Timex Sh Piston GHFL Nuvama Nippo n Icici amc Uno Minda Acutaas Privi and more stocks have been holding for long time now n pyramiding as well on some triggers like good results" (post #1245)</w:t>
+      </w:r>
+    </w:p>
+    <w:p>
+      <w:pPr>
+        <w:spacing w:after="100"/>
+      </w:pPr>
+      <w:r>
+        <w:rPr>
+          <w:b/>
+          <w:bCs/>
+          <w:sz w:val="20"/>
+          <w:szCs w:val="20"/>
+        </w:rPr>
+        <w:t xml:space="preserve">~2019-2020 (in-thread) / current (portfolio backfill) — Vivek_6954</w:t>
+      </w:r>
+      <w:r>
+        <w:rPr>
+          <w:i/>
+          <w:iCs/>
+          <w:color w:val="666666"/>
+          <w:sz w:val="18"/>
+          <w:szCs w:val="18"/>
+        </w:rPr>
         <w:t xml:space="preserve"> (Uno Minda company thread (post #84) + Vivek Gautam Portfolio (post #1223))</w:t>
       </w:r>
       <w:r>
@@ -492,6 +524,34 @@
           <w:szCs w:val="24"/>
         </w:rPr>
         <w:t xml:space="preserve">neither</w:t>
+      </w:r>
+    </w:p>
+    <w:p>
+      <w:pPr>
+        <w:spacing w:after="120"/>
+      </w:pPr>
+      <w:r>
+        <w:rPr>
+          <w:color w:val="666666"/>
+          <w:sz w:val="20"/>
+          <w:szCs w:val="20"/>
+        </w:rPr>
+        <w:t xml:space="preserve">4-box gate — tailwind: weak · TAM: no · moat: weak · valuation: no  (score 1 / 4)</w:t>
+      </w:r>
+    </w:p>
+    <w:p>
+      <w:pPr>
+        <w:spacing w:after="120"/>
+      </w:pPr>
+      <w:r>
+        <w:rPr>
+          <w:i/>
+          <w:iCs/>
+          <w:color w:val="666666"/>
+          <w:sz w:val="20"/>
+          <w:szCs w:val="20"/>
+        </w:rPr>
+        <w:t xml:space="preserve">Verdict explicit: ~22% growth is 'in line with, not ahead of, the industry' (tailwind weak); Rs72,585cr large-cap rules out tam; 'rich book-value multiple' (valuation=no); ROCE only 11%.</w:t>
       </w:r>
     </w:p>
     <w:p>
